--- a/New Microsoft Word Document.docx
+++ b/New Microsoft Word Document.docx
@@ -18,10 +18,12 @@
     </w:p>
     <w:p>
       <w:proofErr w:type="spellStart"/>
+      <w:proofErr w:type="gramStart"/>
       <w:r>
         <w:t>Its</w:t>
       </w:r>
       <w:proofErr w:type="spellEnd"/>
+      <w:proofErr w:type="gramEnd"/>
       <w:r>
         <w:t xml:space="preserve"> an environment</w:t>
       </w:r>
@@ -77,10 +79,12 @@
         <w:t xml:space="preserve">from </w:t>
       </w:r>
       <w:proofErr w:type="spellStart"/>
+      <w:proofErr w:type="gramStart"/>
       <w:r>
         <w:t>setuptools</w:t>
       </w:r>
       <w:proofErr w:type="spellEnd"/>
+      <w:proofErr w:type="gramEnd"/>
       <w:r>
         <w:t xml:space="preserve"> import </w:t>
       </w:r>
@@ -99,9 +103,11 @@
       </w:r>
     </w:p>
     <w:p>
+      <w:proofErr w:type="gramStart"/>
       <w:r>
         <w:t>setup(</w:t>
       </w:r>
+      <w:proofErr w:type="gramEnd"/>
     </w:p>
     <w:p>
       <w:r>
@@ -145,11 +151,19 @@
       </w:r>
       <w:proofErr w:type="spellStart"/>
       <w:r>
-        <w:t>find_packages</w:t>
-      </w:r>
-      <w:proofErr w:type="spellEnd"/>
-      <w:r>
-        <w:t>()</w:t>
+        <w:t>find_</w:t>
+      </w:r>
+      <w:proofErr w:type="gramStart"/>
+      <w:r>
+        <w:t>packages</w:t>
+      </w:r>
+      <w:proofErr w:type="spellEnd"/>
+      <w:r>
+        <w:t>(</w:t>
+      </w:r>
+      <w:proofErr w:type="gramEnd"/>
+      <w:r>
+        <w:t>)</w:t>
       </w:r>
     </w:p>
     <w:p>
@@ -161,11 +175,24 @@
         <w:t>install_requires</w:t>
       </w:r>
       <w:proofErr w:type="spellEnd"/>
-      <w:r>
-        <w:t>=['pandas', 'numpy', 'seaborn']</w:t>
-      </w:r>
-      <w:r>
-        <w:t xml:space="preserve"> #All required packages</w:t>
+      <w:proofErr w:type="gramStart"/>
+      <w:r>
+        <w:t>=[</w:t>
+      </w:r>
+      <w:proofErr w:type="gramEnd"/>
+      <w:r>
+        <w:t>'pandas', 'numpy', 'seaborn</w:t>
+      </w:r>
+      <w:proofErr w:type="gramStart"/>
+      <w:r>
+        <w:t>']</w:t>
+      </w:r>
+      <w:r>
+        <w:t xml:space="preserve"> #</w:t>
+      </w:r>
+      <w:proofErr w:type="gramEnd"/>
+      <w:r>
+        <w:t>All required packages</w:t>
       </w:r>
     </w:p>
     <w:p>
@@ -191,10 +218,18 @@
       </w:r>
       <w:proofErr w:type="spellEnd"/>
       <w:r>
-        <w:t>('requirement.txt')</w:t>
-      </w:r>
-      <w:r>
-        <w:t xml:space="preserve"> #Get all the required packages directly from requirements.txt</w:t>
+        <w:t>('requirement.txt</w:t>
+      </w:r>
+      <w:proofErr w:type="gramStart"/>
+      <w:r>
+        <w:t>')</w:t>
+      </w:r>
+      <w:r>
+        <w:t xml:space="preserve"> #</w:t>
+      </w:r>
+      <w:proofErr w:type="gramEnd"/>
+      <w:r>
+        <w:t>Get all the required packages directly from requirements.txt</w:t>
       </w:r>
     </w:p>
     <w:p/>
@@ -223,13 +258,7 @@
     </w:p>
     <w:p>
       <w:r>
-        <w:t xml:space="preserve">Inside the source folder the ML application is to be found as a </w:t>
-      </w:r>
-      <w:r>
-        <w:t>package</w:t>
-      </w:r>
-      <w:r>
-        <w:t>.</w:t>
+        <w:t>Inside the source folder the ML application is to be found as a package.</w:t>
       </w:r>
     </w:p>
     <w:p/>
@@ -308,8 +337,17 @@
           <w:b/>
           <w:bCs/>
         </w:rPr>
-        <w:t>-e .</w:t>
-      </w:r>
+        <w:t>-</w:t>
+      </w:r>
+      <w:proofErr w:type="gramStart"/>
+      <w:r>
+        <w:rPr>
+          <w:b/>
+          <w:bCs/>
+        </w:rPr>
+        <w:t>e .</w:t>
+      </w:r>
+      <w:proofErr w:type="gramEnd"/>
       <w:r>
         <w:rPr>
           <w:b/>
@@ -325,7 +363,15 @@
     </w:p>
     <w:p>
       <w:r>
-        <w:t>The below code is mentioned in setup.py to read files from requirements.txt:</w:t>
+        <w:t xml:space="preserve">The </w:t>
+      </w:r>
+      <w:proofErr w:type="gramStart"/>
+      <w:r>
+        <w:t>below code</w:t>
+      </w:r>
+      <w:proofErr w:type="gramEnd"/>
+      <w:r>
+        <w:t xml:space="preserve"> is mentioned in setup.py to read files from requirements.txt:</w:t>
       </w:r>
     </w:p>
     <w:p>
@@ -337,11 +383,24 @@
         <w:t>install_requires</w:t>
       </w:r>
       <w:proofErr w:type="spellEnd"/>
-      <w:r>
-        <w:t>=['pandas', 'numpy', 'seaborn']</w:t>
-      </w:r>
-      <w:r>
-        <w:t xml:space="preserve"> #All required packages</w:t>
+      <w:proofErr w:type="gramStart"/>
+      <w:r>
+        <w:t>=[</w:t>
+      </w:r>
+      <w:proofErr w:type="gramEnd"/>
+      <w:r>
+        <w:t>'pandas', 'numpy', 'seaborn</w:t>
+      </w:r>
+      <w:proofErr w:type="gramStart"/>
+      <w:r>
+        <w:t>']</w:t>
+      </w:r>
+      <w:r>
+        <w:t xml:space="preserve"> #</w:t>
+      </w:r>
+      <w:proofErr w:type="gramEnd"/>
+      <w:r>
+        <w:t>All required packages</w:t>
       </w:r>
     </w:p>
     <w:p>
@@ -367,10 +426,18 @@
       </w:r>
       <w:proofErr w:type="spellEnd"/>
       <w:r>
-        <w:t>('requirement.txt')</w:t>
-      </w:r>
-      <w:r>
-        <w:t xml:space="preserve"> #Get all the required packages directly from requirements.txt</w:t>
+        <w:t>('requirement.txt</w:t>
+      </w:r>
+      <w:proofErr w:type="gramStart"/>
+      <w:r>
+        <w:t>')</w:t>
+      </w:r>
+      <w:r>
+        <w:t xml:space="preserve"> #</w:t>
+      </w:r>
+      <w:proofErr w:type="gramEnd"/>
+      <w:r>
+        <w:t>Get all the required packages directly from requirements.txt</w:t>
       </w:r>
     </w:p>
     <w:p>
@@ -466,8 +533,13 @@
       </w:pPr>
       <w:r>
         <w:lastRenderedPageBreak/>
-        <w:t>Hyperparameter tunning</w:t>
-      </w:r>
+        <w:t xml:space="preserve">Hyperparameter </w:t>
+      </w:r>
+      <w:proofErr w:type="gramStart"/>
+      <w:r>
+        <w:t>tunning</w:t>
+      </w:r>
+      <w:proofErr w:type="gramEnd"/>
     </w:p>
     <w:p>
       <w:pPr>
@@ -521,7 +593,13 @@
       </w:r>
       <w:proofErr w:type="spellEnd"/>
       <w:r>
-        <w:t> is a common way to extract the filename where an exception occurred. This is part of accessing the traceback information associated with an exception.</w:t>
+        <w:t xml:space="preserve"> is a common way to extract the filename where an exception occurred. This is part of accessing </w:t>
+      </w:r>
+      <w:r>
+        <w:t>traceback</w:t>
+      </w:r>
+      <w:r>
+        <w:t xml:space="preserve"> information associated with an exception.</w:t>
       </w:r>
     </w:p>
     <w:p>
@@ -566,7 +644,15 @@
         <w:pStyle w:val="ListParagraph"/>
       </w:pPr>
       <w:r>
-        <w:t>This refers to the traceback object. When an exception is caught using except Exception as ex:, you can often get the traceback object by accessing </w:t>
+        <w:t xml:space="preserve">This refers to the traceback object. When an exception is caught using except Exception as </w:t>
+      </w:r>
+      <w:proofErr w:type="gramStart"/>
+      <w:r>
+        <w:t>ex:,</w:t>
+      </w:r>
+      <w:proofErr w:type="gramEnd"/>
+      <w:r>
+        <w:t xml:space="preserve"> you can often get the traceback object by accessing </w:t>
       </w:r>
       <w:proofErr w:type="spellStart"/>
       <w:r>
@@ -578,11 +664,19 @@
       </w:r>
       <w:proofErr w:type="spellStart"/>
       <w:r>
-        <w:t>sys.exc_info</w:t>
-      </w:r>
-      <w:proofErr w:type="spellEnd"/>
-      <w:r>
-        <w:t>(), which returns a tuple (</w:t>
+        <w:t>sys.exc_</w:t>
+      </w:r>
+      <w:proofErr w:type="gramStart"/>
+      <w:r>
+        <w:t>info</w:t>
+      </w:r>
+      <w:proofErr w:type="spellEnd"/>
+      <w:r>
+        <w:t>(</w:t>
+      </w:r>
+      <w:proofErr w:type="gramEnd"/>
+      <w:r>
+        <w:t>), which returns a tuple (</w:t>
       </w:r>
       <w:proofErr w:type="spellStart"/>
       <w:r>
@@ -621,6 +715,7 @@
           <w:bCs/>
         </w:rPr>
       </w:pPr>
+      <w:proofErr w:type="gramStart"/>
       <w:r>
         <w:rPr>
           <w:b/>
@@ -634,7 +729,15 @@
           <w:b/>
           <w:bCs/>
         </w:rPr>
-        <w:t>tb_frame</w:t>
+        <w:t>tb</w:t>
+      </w:r>
+      <w:proofErr w:type="gramEnd"/>
+      <w:r>
+        <w:rPr>
+          <w:b/>
+          <w:bCs/>
+        </w:rPr>
+        <w:t>_frame</w:t>
       </w:r>
       <w:proofErr w:type="spellEnd"/>
       <w:r>
@@ -665,6 +768,7 @@
           <w:bCs/>
         </w:rPr>
       </w:pPr>
+      <w:proofErr w:type="gramStart"/>
       <w:r>
         <w:rPr>
           <w:b/>
@@ -678,7 +782,15 @@
           <w:b/>
           <w:bCs/>
         </w:rPr>
-        <w:t>f_code</w:t>
+        <w:t>f</w:t>
+      </w:r>
+      <w:proofErr w:type="gramEnd"/>
+      <w:r>
+        <w:rPr>
+          <w:b/>
+          <w:bCs/>
+        </w:rPr>
+        <w:t>_code</w:t>
       </w:r>
       <w:proofErr w:type="spellEnd"/>
       <w:r>
